--- a/a7/build/out/u3/A7 3.08 Writing Large Numbers in Scientific Notation - Independent Set - Key.docx
+++ b/a7/build/out/u3/A7 3.08 Writing Large Numbers in Scientific Notation - Independent Set - Key.docx
@@ -1017,7 +1017,7 @@
                 <w:color w:val="1A1A1A"/>
                 <w:sz w:val="22"/>
               </w:rPr>
-              <w:t>A computer displays a number as  2.6E7.  Write it in standard form.</w:t>
+              <w:t>A computer displays a number as  7.4E8.  Write it in standard form.</w:t>
             </w:r>
           </w:p>
           <w:p>
@@ -1032,7 +1032,7 @@
                 <w:color w:val="9E1B32"/>
                 <w:sz w:val="22"/>
               </w:rPr>
-              <w:t>26,000,000</w:t>
+              <w:t>740,000,000</w:t>
             </w:r>
           </w:p>
           <w:p>
